--- a/pages/templates/lease_templates/cyprus_greek_lease_template.docx
+++ b/pages/templates/lease_templates/cyprus_greek_lease_template.docx
@@ -1012,15 +1012,78 @@
       <w:r>
         <w:rPr>
           <w:rFonts w:ascii="Trebuchet MS" w:hAnsi="Trebuchet MS"/>
+          <w:i w:val="0"/>
+          <w:color w:val="000000"/>
+          <w:sz w:val="20"/>
+          <w:szCs w:val="20"/>
+          <w:lang w:val="en-US"/>
+        </w:rPr>
+        <w:t xml:space="preserve">{{ </w:t>
+      </w:r>
+      <w:proofErr w:type="spellStart"/>
+      <w:r>
+        <w:rPr>
+          <w:rFonts w:ascii="Trebuchet MS" w:hAnsi="Trebuchet MS"/>
+          <w:i w:val="0"/>
+          <w:color w:val="000000"/>
+          <w:sz w:val="20"/>
+          <w:szCs w:val="20"/>
+          <w:lang w:val="en-US"/>
+        </w:rPr>
+        <w:t>second_tenant_name</w:t>
+      </w:r>
+      <w:proofErr w:type="spellEnd"/>
+      <w:r>
+        <w:rPr>
+          <w:rFonts w:ascii="Trebuchet MS" w:hAnsi="Trebuchet MS"/>
+          <w:i w:val="0"/>
+          <w:color w:val="000000"/>
+          <w:sz w:val="20"/>
+          <w:szCs w:val="20"/>
+          <w:lang w:val="en-US"/>
+        </w:rPr>
+        <w:t xml:space="preserve"> }} </w:t>
+      </w:r>
+      <w:r>
+        <w:rPr>
+          <w:rFonts w:ascii="Trebuchet MS" w:hAnsi="Trebuchet MS"/>
           <w:i/>
           <w:color w:val="000000"/>
           <w:sz w:val="20"/>
           <w:szCs w:val="20"/>
           <w:lang w:val="en-US"/>
         </w:rPr>
-        <w:t xml:space="preserve">{{ </w:t>
-      </w:r>
-      <w:proofErr w:type="spellStart"/>
+        <w:t>(</w:t>
+      </w:r>
+      <w:proofErr w:type="spellStart"/>
+      <w:r>
+        <w:t>Αρ</w:t>
+      </w:r>
+      <w:proofErr w:type="spellEnd"/>
+      <w:r>
+        <w:rPr>
+          <w:lang w:val="en-US"/>
+        </w:rPr>
+        <w:t xml:space="preserve">. </w:t>
+      </w:r>
+      <w:r>
+        <w:t>Ταυτότητας</w:t>
+      </w:r>
+      <w:r>
+        <w:rPr>
+          <w:lang w:val="en-GB"/>
+        </w:rPr>
+        <w:t>/</w:t>
+      </w:r>
+      <w:r>
+        <w:t>Διαβατηρίου</w:t>
+      </w:r>
+      <w:r>
+        <w:rPr>
+          <w:lang w:val="en-US"/>
+        </w:rPr>
+        <w:t xml:space="preserve">: </w:t>
+      </w:r>
       <w:r>
         <w:rPr>
           <w:rFonts w:ascii="Trebuchet MS" w:hAnsi="Trebuchet MS"/>
@@ -1030,9 +1093,9 @@
           <w:szCs w:val="20"/>
           <w:lang w:val="en-US"/>
         </w:rPr>
-        <w:t>second_tenant_name</w:t>
-      </w:r>
-      <w:proofErr w:type="spellEnd"/>
+        <w:t xml:space="preserve">{{ </w:t>
+      </w:r>
+      <w:proofErr w:type="spellStart"/>
       <w:r>
         <w:rPr>
           <w:rFonts w:ascii="Trebuchet MS" w:hAnsi="Trebuchet MS"/>
@@ -1042,8 +1105,9 @@
           <w:szCs w:val="20"/>
           <w:lang w:val="en-US"/>
         </w:rPr>
-        <w:t xml:space="preserve"> }} </w:t>
-      </w:r>
+        <w:t>second_tenant_passport_id</w:t>
+      </w:r>
+      <w:proofErr w:type="spellEnd"/>
       <w:r>
         <w:rPr>
           <w:rFonts w:ascii="Trebuchet MS" w:hAnsi="Trebuchet MS"/>
@@ -1053,38 +1117,14 @@
           <w:szCs w:val="20"/>
           <w:lang w:val="en-US"/>
         </w:rPr>
-        <w:t>(</w:t>
-      </w:r>
-      <w:proofErr w:type="spellStart"/>
-      <w:r>
-        <w:t>Αρ</w:t>
-      </w:r>
-      <w:proofErr w:type="spellEnd"/>
-      <w:r>
-        <w:rPr>
-          <w:lang w:val="en-US"/>
-        </w:rPr>
-        <w:t xml:space="preserve">. </w:t>
-      </w:r>
-      <w:r>
-        <w:t>Ταυτότητας</w:t>
-      </w:r>
-      <w:r>
-        <w:rPr>
-          <w:lang w:val="en-GB"/>
-        </w:rPr>
-        <w:t>/</w:t>
-      </w:r>
-      <w:r>
-        <w:t>Διαβατηρίου</w:t>
-      </w:r>
-      <w:r>
-        <w:rPr>
-          <w:lang w:val="en-US"/>
-        </w:rPr>
-        <w:t xml:space="preserve">: </w:t>
-      </w:r>
-      <w:r>
+        <w:t xml:space="preserve"> }})</w:t>
+      </w:r>
+    </w:p>
+    <w:p>
+      <w:pPr>
+        <w:spacing w:after="0" w:line="240" w:lineRule="auto"/>
+        <w:ind w:firstLine="720"/>
+        <w:jc w:val="both"/>
         <w:rPr>
           <w:rFonts w:ascii="Trebuchet MS" w:hAnsi="Trebuchet MS"/>
           <w:i/>
@@ -1093,10 +1133,77 @@
           <w:szCs w:val="20"/>
           <w:lang w:val="en-US"/>
         </w:rPr>
-        <w:t xml:space="preserve">{{ </w:t>
-      </w:r>
-      <w:proofErr w:type="spellStart"/>
-      <w:r>
+      </w:pPr>
+      <w:proofErr w:type="spellStart"/>
+      <w:r>
+        <w:rPr>
+          <w:u w:val="single"/>
+        </w:rPr>
+        <w:t>Αρ</w:t>
+      </w:r>
+      <w:proofErr w:type="spellEnd"/>
+      <w:r>
+        <w:rPr>
+          <w:u w:val="single"/>
+          <w:lang w:val="en-US"/>
+        </w:rPr>
+        <w:t>.</w:t>
+      </w:r>
+      <w:proofErr w:type="spellStart"/>
+      <w:r>
+        <w:rPr>
+          <w:u w:val="single"/>
+        </w:rPr>
+        <w:t>Τηλ</w:t>
+      </w:r>
+      <w:proofErr w:type="spellEnd"/>
+      <w:r>
+        <w:rPr>
+          <w:lang w:val="en-US"/>
+        </w:rPr>
+        <w:t>:</w:t>
+      </w:r>
+      <w:r>
+        <w:rPr>
+          <w:rFonts w:ascii="Trebuchet MS" w:hAnsi="Trebuchet MS"/>
+          <w:i w:val="0"/>
+          <w:color w:val="000000"/>
+          <w:sz w:val="20"/>
+          <w:szCs w:val="20"/>
+          <w:lang w:val="en-US"/>
+        </w:rPr>
+        <w:t xml:space="preserve"> {{ </w:t>
+      </w:r>
+      <w:proofErr w:type="spellStart"/>
+      <w:r>
+        <w:rPr>
+          <w:rFonts w:ascii="Trebuchet MS" w:hAnsi="Trebuchet MS"/>
+          <w:i w:val="0"/>
+          <w:color w:val="000000"/>
+          <w:sz w:val="20"/>
+          <w:szCs w:val="20"/>
+          <w:lang w:val="en-US"/>
+        </w:rPr>
+        <w:t>second_tenant_contact_number</w:t>
+      </w:r>
+      <w:proofErr w:type="spellEnd"/>
+      <w:r>
+        <w:rPr>
+          <w:rFonts w:ascii="Trebuchet MS" w:hAnsi="Trebuchet MS"/>
+          <w:i w:val="0"/>
+          <w:color w:val="000000"/>
+          <w:sz w:val="20"/>
+          <w:szCs w:val="20"/>
+          <w:lang w:val="en-US"/>
+        </w:rPr>
+        <w:t xml:space="preserve"> }}</w:t>
+      </w:r>
+    </w:p>
+    <w:p>
+      <w:pPr>
+        <w:spacing w:after="0" w:line="240" w:lineRule="auto"/>
+        <w:ind w:firstLine="720"/>
+        <w:jc w:val="both"/>
         <w:rPr>
           <w:rFonts w:ascii="Trebuchet MS" w:hAnsi="Trebuchet MS"/>
           <w:i/>
@@ -1105,176 +1212,69 @@
           <w:szCs w:val="20"/>
           <w:lang w:val="en-US"/>
         </w:rPr>
-        <w:t>second_tenant_passport_id</w:t>
-      </w:r>
-      <w:proofErr w:type="spellEnd"/>
-      <w:r>
-        <w:rPr>
-          <w:rFonts w:ascii="Trebuchet MS" w:hAnsi="Trebuchet MS"/>
-          <w:i/>
+      </w:pPr>
+      <w:proofErr w:type="spellStart"/>
+      <w:r>
+        <w:rPr>
+          <w:u w:val="single"/>
+        </w:rPr>
+        <w:t>Ηλ</w:t>
+      </w:r>
+      <w:proofErr w:type="spellEnd"/>
+      <w:r>
+        <w:rPr>
+          <w:u w:val="single"/>
+          <w:lang w:val="en-US"/>
+        </w:rPr>
+        <w:t>.</w:t>
+      </w:r>
+      <w:r>
+        <w:rPr>
+          <w:u w:val="single"/>
+        </w:rPr>
+        <w:t>Ταχυδρομείο</w:t>
+      </w:r>
+      <w:r>
+        <w:rPr>
+          <w:u w:val="single"/>
+          <w:lang w:val="en-US"/>
+        </w:rPr>
+        <w:t>:</w:t>
+      </w:r>
+      <w:r>
+        <w:rPr>
+          <w:lang w:val="en-US"/>
+        </w:rPr>
+        <w:t xml:space="preserve"> </w:t>
+      </w:r>
+      <w:r>
+        <w:rPr>
+          <w:rFonts w:ascii="Trebuchet MS" w:hAnsi="Trebuchet MS"/>
+          <w:i w:val="0"/>
           <w:color w:val="000000"/>
           <w:sz w:val="20"/>
           <w:szCs w:val="20"/>
           <w:lang w:val="en-US"/>
         </w:rPr>
-        <w:t xml:space="preserve"> }})</w:t>
-      </w:r>
-    </w:p>
-    <w:p>
-      <w:pPr>
-        <w:spacing w:after="0" w:line="240" w:lineRule="auto"/>
-        <w:ind w:firstLine="720"/>
-        <w:jc w:val="both"/>
-        <w:rPr>
-          <w:rFonts w:ascii="Trebuchet MS" w:hAnsi="Trebuchet MS"/>
-          <w:i/>
+        <w:t xml:space="preserve">{{ </w:t>
+      </w:r>
+      <w:proofErr w:type="spellStart"/>
+      <w:r>
+        <w:rPr>
+          <w:rFonts w:ascii="Trebuchet MS" w:hAnsi="Trebuchet MS"/>
+          <w:i w:val="0"/>
           <w:color w:val="000000"/>
           <w:sz w:val="20"/>
           <w:szCs w:val="20"/>
           <w:lang w:val="en-US"/>
         </w:rPr>
-      </w:pPr>
-      <w:proofErr w:type="spellStart"/>
-      <w:r>
-        <w:rPr>
-          <w:u w:val="single"/>
-        </w:rPr>
-        <w:t>Αρ</w:t>
-      </w:r>
-      <w:proofErr w:type="spellEnd"/>
-      <w:r>
-        <w:rPr>
-          <w:u w:val="single"/>
-          <w:lang w:val="en-US"/>
-        </w:rPr>
-        <w:t>.</w:t>
-      </w:r>
-      <w:proofErr w:type="spellStart"/>
-      <w:r>
-        <w:rPr>
-          <w:u w:val="single"/>
-        </w:rPr>
-        <w:t>Τηλ</w:t>
-      </w:r>
-      <w:proofErr w:type="spellEnd"/>
-      <w:r>
-        <w:rPr>
-          <w:lang w:val="en-US"/>
-        </w:rPr>
-        <w:t>:</w:t>
-      </w:r>
-      <w:r>
-        <w:rPr>
-          <w:rFonts w:ascii="Trebuchet MS" w:hAnsi="Trebuchet MS"/>
-          <w:i/>
-          <w:color w:val="000000"/>
-          <w:sz w:val="20"/>
-          <w:szCs w:val="20"/>
-          <w:lang w:val="en-US"/>
-        </w:rPr>
-        <w:t xml:space="preserve"> {{ </w:t>
-      </w:r>
-      <w:proofErr w:type="spellStart"/>
-      <w:r>
-        <w:rPr>
-          <w:rFonts w:ascii="Trebuchet MS" w:hAnsi="Trebuchet MS"/>
-          <w:i/>
-          <w:color w:val="000000"/>
-          <w:sz w:val="20"/>
-          <w:szCs w:val="20"/>
-          <w:lang w:val="en-US"/>
-        </w:rPr>
-        <w:t>second_tenant_contact_number</w:t>
-      </w:r>
-      <w:proofErr w:type="spellEnd"/>
-      <w:r>
-        <w:rPr>
-          <w:rFonts w:ascii="Trebuchet MS" w:hAnsi="Trebuchet MS"/>
-          <w:i/>
-          <w:color w:val="000000"/>
-          <w:sz w:val="20"/>
-          <w:szCs w:val="20"/>
-          <w:lang w:val="en-US"/>
-        </w:rPr>
-        <w:t xml:space="preserve"> }}</w:t>
-      </w:r>
-    </w:p>
-    <w:p>
-      <w:pPr>
-        <w:spacing w:after="0" w:line="240" w:lineRule="auto"/>
-        <w:ind w:firstLine="720"/>
-        <w:jc w:val="both"/>
-        <w:rPr>
-          <w:rFonts w:ascii="Trebuchet MS" w:hAnsi="Trebuchet MS"/>
-          <w:i/>
-          <w:color w:val="000000"/>
-          <w:sz w:val="20"/>
-          <w:szCs w:val="20"/>
-          <w:lang w:val="en-US"/>
-        </w:rPr>
-      </w:pPr>
-      <w:proofErr w:type="spellStart"/>
-      <w:r>
-        <w:rPr>
-          <w:u w:val="single"/>
-        </w:rPr>
-        <w:t>Ηλ</w:t>
-      </w:r>
-      <w:proofErr w:type="spellEnd"/>
-      <w:r>
-        <w:rPr>
-          <w:u w:val="single"/>
-          <w:lang w:val="en-US"/>
-        </w:rPr>
-        <w:t>.</w:t>
-      </w:r>
-      <w:r>
-        <w:rPr>
-          <w:u w:val="single"/>
-        </w:rPr>
-        <w:t>Ταχυδρομείο</w:t>
-      </w:r>
-      <w:r>
-        <w:rPr>
-          <w:u w:val="single"/>
-          <w:lang w:val="en-US"/>
-        </w:rPr>
-        <w:t>:</w:t>
-      </w:r>
-      <w:r>
-        <w:rPr>
-          <w:lang w:val="en-US"/>
-        </w:rPr>
-        <w:t xml:space="preserve"> </w:t>
-      </w:r>
-      <w:r>
-        <w:rPr>
-          <w:rFonts w:ascii="Trebuchet MS" w:hAnsi="Trebuchet MS"/>
-          <w:i/>
-          <w:color w:val="000000"/>
-          <w:sz w:val="20"/>
-          <w:szCs w:val="20"/>
-          <w:lang w:val="en-US"/>
-        </w:rPr>
-        <w:t xml:space="preserve">{{ </w:t>
-      </w:r>
-      <w:proofErr w:type="spellStart"/>
-      <w:r>
-        <w:rPr>
-          <w:rFonts w:ascii="Trebuchet MS" w:hAnsi="Trebuchet MS"/>
-          <w:i/>
-          <w:color w:val="000000"/>
-          <w:sz w:val="20"/>
-          <w:szCs w:val="20"/>
-          <w:lang w:val="en-US"/>
-        </w:rPr>
         <w:t>second_tenant_email</w:t>
       </w:r>
       <w:proofErr w:type="spellEnd"/>
       <w:r>
         <w:rPr>
           <w:rFonts w:ascii="Trebuchet MS" w:hAnsi="Trebuchet MS"/>
-          <w:i/>
+          <w:i w:val="0"/>
           <w:color w:val="000000"/>
           <w:sz w:val="20"/>
           <w:szCs w:val="20"/>

--- a/pages/templates/lease_templates/cyprus_greek_lease_template.docx
+++ b/pages/templates/lease_templates/cyprus_greek_lease_template.docx
@@ -1379,381 +1379,39 @@
           <w:szCs w:val="20"/>
           <w:lang w:val="en-US"/>
         </w:rPr>
-        <w:t>{{ property</w:t>
+        <w:t>{{ property_address_line_greek }}</w:t>
       </w:r>
       <w:proofErr w:type="gramEnd"/>
-      <w:r>
-        <w:rPr>
-          <w:rFonts w:ascii="Trebuchet MS" w:hAnsi="Trebuchet MS"/>
-          <w:sz w:val="20"/>
-          <w:szCs w:val="20"/>
-          <w:lang w:val="en-US"/>
-        </w:rPr>
-        <w:t>_address1</w:t>
-      </w:r>
-      <w:r>
-        <w:rPr>
-          <w:rFonts w:ascii="Trebuchet MS" w:hAnsi="Trebuchet MS"/>
-          <w:sz w:val="20"/>
-          <w:szCs w:val="20"/>
-          <w:lang w:val="en-US"/>
-        </w:rPr>
-        <w:t>_</w:t>
-      </w:r>
       <w:proofErr w:type="gramStart"/>
-      <w:r>
-        <w:rPr>
-          <w:rFonts w:ascii="Trebuchet MS" w:hAnsi="Trebuchet MS"/>
-          <w:sz w:val="20"/>
-          <w:szCs w:val="20"/>
-          <w:lang w:val="en-US"/>
-        </w:rPr>
-        <w:t>greek</w:t>
-      </w:r>
-      <w:r>
-        <w:rPr>
-          <w:rFonts w:ascii="Trebuchet MS" w:hAnsi="Trebuchet MS"/>
-          <w:sz w:val="20"/>
-          <w:szCs w:val="20"/>
-          <w:lang w:val="en-US"/>
-        </w:rPr>
-        <w:t xml:space="preserve"> }</w:t>
-      </w:r>
       <w:proofErr w:type="gramEnd"/>
-      <w:r>
-        <w:rPr>
-          <w:rFonts w:ascii="Trebuchet MS" w:hAnsi="Trebuchet MS"/>
-          <w:sz w:val="20"/>
-          <w:szCs w:val="20"/>
-          <w:lang w:val="en-US"/>
-        </w:rPr>
-        <w:t xml:space="preserve">}, </w:t>
-      </w:r>
       <w:proofErr w:type="gramStart"/>
-      <w:r>
-        <w:rPr>
-          <w:rFonts w:ascii="Trebuchet MS" w:hAnsi="Trebuchet MS"/>
-          <w:sz w:val="20"/>
-          <w:szCs w:val="20"/>
-          <w:lang w:val="en-US"/>
-        </w:rPr>
-        <w:t>{{ property</w:t>
-      </w:r>
       <w:proofErr w:type="gramEnd"/>
-      <w:r>
-        <w:rPr>
-          <w:rFonts w:ascii="Trebuchet MS" w:hAnsi="Trebuchet MS"/>
-          <w:sz w:val="20"/>
-          <w:szCs w:val="20"/>
-          <w:lang w:val="en-US"/>
-        </w:rPr>
-        <w:t>_address2</w:t>
-      </w:r>
-      <w:r>
-        <w:rPr>
-          <w:rFonts w:ascii="Trebuchet MS" w:hAnsi="Trebuchet MS"/>
-          <w:sz w:val="20"/>
-          <w:szCs w:val="20"/>
-          <w:lang w:val="en-US"/>
-        </w:rPr>
-        <w:t>_</w:t>
-      </w:r>
       <w:proofErr w:type="gramStart"/>
-      <w:r>
-        <w:rPr>
-          <w:rFonts w:ascii="Trebuchet MS" w:hAnsi="Trebuchet MS"/>
-          <w:sz w:val="20"/>
-          <w:szCs w:val="20"/>
-          <w:lang w:val="en-US"/>
-        </w:rPr>
-        <w:t>greek</w:t>
-      </w:r>
-      <w:r>
-        <w:rPr>
-          <w:rFonts w:ascii="Trebuchet MS" w:hAnsi="Trebuchet MS"/>
-          <w:sz w:val="20"/>
-          <w:szCs w:val="20"/>
-          <w:lang w:val="en-US"/>
-        </w:rPr>
-        <w:t xml:space="preserve"> }</w:t>
-      </w:r>
       <w:proofErr w:type="gramEnd"/>
-      <w:r>
-        <w:rPr>
-          <w:rFonts w:ascii="Trebuchet MS" w:hAnsi="Trebuchet MS"/>
-          <w:sz w:val="20"/>
-          <w:szCs w:val="20"/>
-          <w:lang w:val="en-US"/>
-        </w:rPr>
-        <w:t xml:space="preserve">}, </w:t>
-      </w:r>
       <w:proofErr w:type="gramStart"/>
-      <w:r>
-        <w:rPr>
-          <w:rFonts w:ascii="Trebuchet MS" w:hAnsi="Trebuchet MS"/>
-          <w:sz w:val="20"/>
-          <w:szCs w:val="20"/>
-          <w:lang w:val="en-US"/>
-        </w:rPr>
-        <w:t xml:space="preserve">{{ </w:t>
-      </w:r>
-      <w:proofErr w:type="spellStart"/>
-      <w:r>
-        <w:rPr>
-          <w:rFonts w:ascii="Trebuchet MS" w:hAnsi="Trebuchet MS"/>
-          <w:sz w:val="20"/>
-          <w:szCs w:val="20"/>
-          <w:lang w:val="en-US"/>
-        </w:rPr>
-        <w:t>property</w:t>
-      </w:r>
+      <w:proofErr w:type="spellStart"/>
       <w:proofErr w:type="gramEnd"/>
-      <w:r>
-        <w:rPr>
-          <w:rFonts w:ascii="Trebuchet MS" w:hAnsi="Trebuchet MS"/>
-          <w:sz w:val="20"/>
-          <w:szCs w:val="20"/>
-          <w:lang w:val="en-US"/>
-        </w:rPr>
-        <w:t>_suburb</w:t>
-      </w:r>
-      <w:r>
-        <w:rPr>
-          <w:rFonts w:ascii="Trebuchet MS" w:hAnsi="Trebuchet MS"/>
-          <w:sz w:val="20"/>
-          <w:szCs w:val="20"/>
-          <w:lang w:val="en-US"/>
-        </w:rPr>
-        <w:t>_</w:t>
-      </w:r>
       <w:proofErr w:type="gramStart"/>
-      <w:r>
-        <w:rPr>
-          <w:rFonts w:ascii="Trebuchet MS" w:hAnsi="Trebuchet MS"/>
-          <w:sz w:val="20"/>
-          <w:szCs w:val="20"/>
-          <w:lang w:val="en-US"/>
-        </w:rPr>
-        <w:t>greek</w:t>
-      </w:r>
-      <w:proofErr w:type="spellEnd"/>
-      <w:r>
-        <w:rPr>
-          <w:rFonts w:ascii="Trebuchet MS" w:hAnsi="Trebuchet MS"/>
-          <w:sz w:val="20"/>
-          <w:szCs w:val="20"/>
-          <w:lang w:val="en-US"/>
-        </w:rPr>
-        <w:t xml:space="preserve"> }</w:t>
-      </w:r>
+      <w:proofErr w:type="spellEnd"/>
       <w:proofErr w:type="gramEnd"/>
-      <w:r>
-        <w:rPr>
-          <w:rFonts w:ascii="Trebuchet MS" w:hAnsi="Trebuchet MS"/>
-          <w:sz w:val="20"/>
-          <w:szCs w:val="20"/>
-          <w:lang w:val="en-US"/>
-        </w:rPr>
-        <w:t xml:space="preserve">}, </w:t>
-      </w:r>
       <w:proofErr w:type="gramStart"/>
-      <w:r>
-        <w:rPr>
-          <w:rFonts w:ascii="Trebuchet MS" w:hAnsi="Trebuchet MS"/>
-          <w:sz w:val="20"/>
-          <w:szCs w:val="20"/>
-          <w:lang w:val="en-US"/>
-        </w:rPr>
-        <w:t xml:space="preserve">{{ </w:t>
-      </w:r>
-      <w:proofErr w:type="spellStart"/>
-      <w:r>
-        <w:rPr>
-          <w:rFonts w:ascii="Trebuchet MS" w:hAnsi="Trebuchet MS"/>
-          <w:sz w:val="20"/>
-          <w:szCs w:val="20"/>
-          <w:lang w:val="en-US"/>
-        </w:rPr>
-        <w:t>property</w:t>
-      </w:r>
+      <w:proofErr w:type="spellStart"/>
       <w:proofErr w:type="gramEnd"/>
-      <w:r>
-        <w:rPr>
-          <w:rFonts w:ascii="Trebuchet MS" w:hAnsi="Trebuchet MS"/>
-          <w:sz w:val="20"/>
-          <w:szCs w:val="20"/>
-          <w:lang w:val="en-US"/>
-        </w:rPr>
-        <w:t>_city</w:t>
-      </w:r>
-      <w:r>
-        <w:rPr>
-          <w:rFonts w:ascii="Trebuchet MS" w:hAnsi="Trebuchet MS"/>
-          <w:sz w:val="20"/>
-          <w:szCs w:val="20"/>
-          <w:lang w:val="en-US"/>
-        </w:rPr>
-        <w:t>_</w:t>
-      </w:r>
       <w:proofErr w:type="gramStart"/>
-      <w:r>
-        <w:rPr>
-          <w:rFonts w:ascii="Trebuchet MS" w:hAnsi="Trebuchet MS"/>
-          <w:sz w:val="20"/>
-          <w:szCs w:val="20"/>
-          <w:lang w:val="en-US"/>
-        </w:rPr>
-        <w:t>greek</w:t>
-      </w:r>
-      <w:proofErr w:type="spellEnd"/>
-      <w:r>
-        <w:rPr>
-          <w:rFonts w:ascii="Trebuchet MS" w:hAnsi="Trebuchet MS"/>
-          <w:sz w:val="20"/>
-          <w:szCs w:val="20"/>
-          <w:lang w:val="en-US"/>
-        </w:rPr>
-        <w:t xml:space="preserve"> }</w:t>
-      </w:r>
+      <w:proofErr w:type="spellEnd"/>
       <w:proofErr w:type="gramEnd"/>
-      <w:r>
-        <w:rPr>
-          <w:rFonts w:ascii="Trebuchet MS" w:hAnsi="Trebuchet MS"/>
-          <w:sz w:val="20"/>
-          <w:szCs w:val="20"/>
-          <w:lang w:val="en-US"/>
-        </w:rPr>
-        <w:t xml:space="preserve">}, </w:t>
-      </w:r>
       <w:proofErr w:type="gramStart"/>
-      <w:r>
-        <w:rPr>
-          <w:rFonts w:ascii="Trebuchet MS" w:hAnsi="Trebuchet MS"/>
-          <w:sz w:val="20"/>
-          <w:szCs w:val="20"/>
-          <w:lang w:val="en-US"/>
-        </w:rPr>
-        <w:t xml:space="preserve">{{ </w:t>
-      </w:r>
-      <w:proofErr w:type="spellStart"/>
-      <w:r>
-        <w:rPr>
-          <w:rFonts w:ascii="Trebuchet MS" w:hAnsi="Trebuchet MS"/>
-          <w:sz w:val="20"/>
-          <w:szCs w:val="20"/>
-          <w:lang w:val="en-US"/>
-        </w:rPr>
-        <w:t>property</w:t>
-      </w:r>
+      <w:proofErr w:type="spellStart"/>
       <w:proofErr w:type="gramEnd"/>
-      <w:r>
-        <w:rPr>
-          <w:rFonts w:ascii="Trebuchet MS" w:hAnsi="Trebuchet MS"/>
-          <w:sz w:val="20"/>
-          <w:szCs w:val="20"/>
-          <w:lang w:val="en-US"/>
-        </w:rPr>
-        <w:t>_province</w:t>
-      </w:r>
-      <w:r>
-        <w:rPr>
-          <w:rFonts w:ascii="Trebuchet MS" w:hAnsi="Trebuchet MS"/>
-          <w:sz w:val="20"/>
-          <w:szCs w:val="20"/>
-          <w:lang w:val="en-US"/>
-        </w:rPr>
-        <w:t>_</w:t>
-      </w:r>
       <w:proofErr w:type="gramStart"/>
-      <w:r>
-        <w:rPr>
-          <w:rFonts w:ascii="Trebuchet MS" w:hAnsi="Trebuchet MS"/>
-          <w:sz w:val="20"/>
-          <w:szCs w:val="20"/>
-          <w:lang w:val="en-US"/>
-        </w:rPr>
-        <w:t>greek</w:t>
-      </w:r>
-      <w:proofErr w:type="spellEnd"/>
-      <w:r>
-        <w:rPr>
-          <w:rFonts w:ascii="Trebuchet MS" w:hAnsi="Trebuchet MS"/>
-          <w:sz w:val="20"/>
-          <w:szCs w:val="20"/>
-          <w:lang w:val="en-US"/>
-        </w:rPr>
-        <w:t xml:space="preserve"> }</w:t>
-      </w:r>
+      <w:proofErr w:type="spellEnd"/>
       <w:proofErr w:type="gramEnd"/>
-      <w:r>
-        <w:rPr>
-          <w:rFonts w:ascii="Trebuchet MS" w:hAnsi="Trebuchet MS"/>
-          <w:sz w:val="20"/>
-          <w:szCs w:val="20"/>
-          <w:lang w:val="en-US"/>
-        </w:rPr>
-        <w:t xml:space="preserve">}, </w:t>
-      </w:r>
       <w:proofErr w:type="gramStart"/>
-      <w:r>
-        <w:rPr>
-          <w:rFonts w:ascii="Trebuchet MS" w:hAnsi="Trebuchet MS"/>
-          <w:sz w:val="20"/>
-          <w:szCs w:val="20"/>
-          <w:lang w:val="en-US"/>
-        </w:rPr>
-        <w:t xml:space="preserve">{{ </w:t>
-      </w:r>
-      <w:proofErr w:type="spellStart"/>
-      <w:r>
-        <w:rPr>
-          <w:rFonts w:ascii="Trebuchet MS" w:hAnsi="Trebuchet MS"/>
-          <w:sz w:val="20"/>
-          <w:szCs w:val="20"/>
-          <w:lang w:val="en-US"/>
-        </w:rPr>
-        <w:t>property</w:t>
-      </w:r>
+      <w:proofErr w:type="spellStart"/>
       <w:proofErr w:type="gramEnd"/>
-      <w:r>
-        <w:rPr>
-          <w:rFonts w:ascii="Trebuchet MS" w:hAnsi="Trebuchet MS"/>
-          <w:sz w:val="20"/>
-          <w:szCs w:val="20"/>
-          <w:lang w:val="en-US"/>
-        </w:rPr>
-        <w:t>_</w:t>
-      </w:r>
       <w:proofErr w:type="gramStart"/>
-      <w:r>
-        <w:rPr>
-          <w:rFonts w:ascii="Trebuchet MS" w:hAnsi="Trebuchet MS"/>
-          <w:sz w:val="20"/>
-          <w:szCs w:val="20"/>
-          <w:lang w:val="en-US"/>
-        </w:rPr>
-        <w:t>pcode</w:t>
-      </w:r>
-      <w:proofErr w:type="spellEnd"/>
-      <w:r>
-        <w:rPr>
-          <w:rFonts w:ascii="Trebuchet MS" w:hAnsi="Trebuchet MS"/>
-          <w:sz w:val="20"/>
-          <w:szCs w:val="20"/>
-          <w:lang w:val="en-US"/>
-        </w:rPr>
-        <w:t xml:space="preserve"> }</w:t>
-      </w:r>
+      <w:proofErr w:type="spellEnd"/>
       <w:proofErr w:type="gramEnd"/>
-      <w:r>
-        <w:rPr>
-          <w:rFonts w:ascii="Trebuchet MS" w:hAnsi="Trebuchet MS"/>
-          <w:sz w:val="20"/>
-          <w:szCs w:val="20"/>
-          <w:lang w:val="en-US"/>
-        </w:rPr>
-        <w:t>}</w:t>
-      </w:r>
     </w:p>
     <w:p>
       <w:pPr>
